--- a/Test Closure/Test Closure Report.docx
+++ b/Test Closure/Test Closure Report.docx
@@ -254,7 +254,7 @@
         <w:t>Authorization Status Code Risk (Medium):</w:t>
       </w:r>
       <w:r>
-        <w:t xml:space="preserve"> The system consistently responds with HTTP 403 (Forbidden) instead of HTTP 401 (Unauthorized) across PUT, PATCH, and DELETE endpoints when tokens are missing or invalid, violating standard HTTP protocol mapping. </w:t>
+        <w:t xml:space="preserve"> The system consistently responds across PUT, PATCH, and DELETE endpoints when tokens are missing or invalid, violating standard HTTP protocol mapping. </w:t>
       </w:r>
     </w:p>
     <w:p>
@@ -294,7 +294,13 @@
         <w:t>Total Defects Logged:</w:t>
       </w:r>
       <w:r>
-        <w:t xml:space="preserve"> 4 </w:t>
+        <w:t xml:space="preserve"> </w:t>
+      </w:r>
+      <w:r>
+        <w:t>3</w:t>
+      </w:r>
+      <w:r>
+        <w:t xml:space="preserve"> </w:t>
       </w:r>
     </w:p>
     <w:p>
@@ -330,7 +336,13 @@
         <w:t>Open Defects:</w:t>
       </w:r>
       <w:r>
-        <w:t xml:space="preserve"> 4 </w:t>
+        <w:t xml:space="preserve"> </w:t>
+      </w:r>
+      <w:r>
+        <w:t>3</w:t>
+      </w:r>
+      <w:r>
+        <w:t xml:space="preserve"> </w:t>
       </w:r>
     </w:p>
     <w:p>
@@ -1857,6 +1869,7 @@
   <w:style w:type="character" w:default="1" w:styleId="DefaultParagraphFont">
     <w:name w:val="Default Paragraph Font"/>
     <w:uiPriority w:val="1"/>
+    <w:semiHidden/>
     <w:unhideWhenUsed/>
   </w:style>
   <w:style w:type="table" w:default="1" w:styleId="TableNormal">
